--- a/docs/design/reobservation-diagnostics.docx
+++ b/docs/design/reobservation-diagnostics.docx
@@ -13,7 +13,7 @@
     </w:p>
     <w:p>
       <w:r>
-        <w:t>One logit per country, pooling every pair of adjacent quarters in the panel. Sample: persons aged 15 and over in quarter t who are scheduled by the rotation design to be interviewed in t+1. Outcome: the same person id appears in t+1 with the same sex and an age within one year. Unweighted; coefficients are log-odds with standard errors, z and p; odds ratios in the last column. Reference categories: interview 1, age 30-39, primary education, urban, employed in ISCO major group 5 (service and sales), first quarter, first year in the sample. Categories with fewer than 100 persons or with no variation in the outcome are folded into the reference and listed under each table. Samples above 1.2 million person-quarters are randomly subsampled to that size before fitting.</w:t>
+        <w:t>One logit per country, pooling every pair of adjacent quarters in the panel. Sample: persons aged 15 and over in quarter t who are scheduled by the rotation design to be interviewed in t+1. Outcome: the same person id appears in t+1 with the same sex and an age within one year. Unweighted; coefficients are log-odds with standard errors, z and p; odds ratios in the last column. Reference categories: interview 1, age 30-39, primary education, urban, employed in ISCO major group 5 (service and sales), first quarter, first year in the sample. Categories with fewer than 100 persons or with no variation in the outcome are folded into the reference and listed under each table. Samples above 1.2 million person-quarters are randomly subsampled to that size before fitting. Two breaks show up as year effects rather than attrition: South Africa's ids do not link at all between 2025Q4 and 2026Q1 (zero matches, consistent with a new master sample; the 2026 year effect is that pair), and Mexico's link rate falls from about 71 percent to 50 percent for the pairs starting in 2025Q4 and 2026Q1. Those pairs should be excluded from transition estimates until the cause is confirmed with the statistical offices.</w:t>
       </w:r>
     </w:p>
     <w:p>
